--- a/summary.docx
+++ b/summary.docx
@@ -16,7 +16,7 @@
         <w:jc w:val="center"/>
       </w:pPr>
       <w:r>
-        <w:t>Линейная регрессия для анализа факторов, связанных с ценой товара</w:t>
+        <w:t>Анализ данных розничной торговли с помощью множественной регрессии</w:t>
       </w:r>
     </w:p>
     <w:p>
@@ -37,7 +37,7 @@
     </w:p>
     <w:p>
       <w:r>
-        <w:t>Цель работы — сравнить связи общей цены товара с ценами трёх конкурентов и проверить, какие из них сохраняются при одновременном учёте. Результаты описывают статистические связи, а не причинность.</w:t>
+        <w:t>Цель работы — подготовить данные и с помощью множественной регрессии оценить связь общей цены с покупательским спросом, конкурентными ценами и характеристиками товара. Результаты описывают связи, а не причинность.</w:t>
       </w:r>
     </w:p>
     <w:p>
@@ -50,12 +50,40 @@
     </w:p>
     <w:p>
       <w:r>
-        <w:t>Набор Retail Price содержит 676 наблюдений по 52 товарам за 2017–2018 годы. Сравниваются три модели, где цена одного конкурента используется вместе с числом покупателей и весом, и расширенная модель со всеми тремя ценами. Ошибки кластеризуются по товару; применяются t-проверки, 95%-ные интервалы и F-тесты.</w:t>
-      </w:r>
-    </w:p>
-    <w:p>
-      <w:r>
-        <w:t>В расширенной модели: R² = 0,298, скорректированный R² = 0,293. Цены конкурентов умеренно коррелируют между собой.</w:t>
+        <w:t>Набор Retail Price содержит 676 наблюдений и 30 столбцов по 52 товарам за 2017–2018 годы. Пропусков и дубликатов нет; все строки сохранены. В итоговой модели шесть факторов: покупатели, цены трёх конкурентов, вес и число фото в карточке. Ошибки кластеризуются по товару.</w:t>
+      </w:r>
+    </w:p>
+    <w:p>
+      <w:r>
+        <w:t>В итоговой модели: R² = 0,311, скорректированный R² = 0,305. Максимальная корреляция включённых факторов — 0,582; VIF равен 1,06–1,84.</w:t>
+      </w:r>
+    </w:p>
+    <w:p>
+      <w:pPr>
+        <w:pStyle w:val="Heading1"/>
+        <w:spacing w:before="140"/>
+      </w:pPr>
+      <w:r>
+        <w:rPr>
+          <w:b/>
+        </w:rPr>
+        <w:t>Предварительная очистка</w:t>
+      </w:r>
+    </w:p>
+    <w:p>
+      <w:pPr>
+        <w:pStyle w:val="Heading1"/>
+      </w:pPr>
+      <w:r>
+        <w:t>Выбраны покупатели как показатель спроса, все три цены как описание конкуренции, вес как физическая характеристика и число фотографий как контроль полноты карточки. unit_price и qty почти воспроизводят total_price (расхождение меньше 0,3% в 95% строк). lag_price почти дублирует unit_price (r=0,9945); смысл s неоднозначен. freight_price — отдельная доставка, не включённая в total_price, и содержит ноль; девять категорий потребовали бы восемь индикаторов.</w:t>
+      </w:r>
+    </w:p>
+    <w:p>
+      <w:pPr>
+        <w:pStyle w:val="Heading1"/>
+      </w:pPr>
+      <w:r>
+        <w:t>Число фотографий добавлено как контроль, но его коэффициент незначим (p=0,154). Проверка product_score и volume не улучшила скорректированный R². VIF факторов — 1,06–1,84, ниже ориентировочного уровня 5; включённые признаки сохранены.</w:t>
       </w:r>
     </w:p>
     <w:p>
@@ -68,10 +96,13 @@
     </w:p>
     <w:p>
       <w:r>
-        <w:t>При одновременном учёте конкурентов индивидуально значим коэффициент comp_2. Для comp_1 и comp_3 значимость не подтверждена. Число покупателей и вес значимы на уровне 5%.</w:t>
-      </w:r>
-    </w:p>
-    <w:p>
+        <w:t>При одновременном учёте конкурентов значим коэффициент comp_2. Для comp_1, comp_3 и числа фотографий индивидуальная связь не подтверждена. Покупатели и вес значимы на уровне 5%.</w:t>
+      </w:r>
+    </w:p>
+    <w:p>
+      <w:pPr>
+        <w:keepNext/>
+      </w:pPr>
       <w:r>
         <w:t>Совместная проверка</w:t>
       </w:r>
@@ -79,19 +110,26 @@
     <w:p>
       <w:pPr>
         <w:pStyle w:val="Heading1"/>
-      </w:pPr>
-      <w:r>
-        <w:t>Цены конкурентов значимы совместно: F(3, 51) = 10,58, p = 0,000016. Модель в целом значима: F(5, 51) = 28,73, p &lt; 0,001. Это не означает, что каждый конкурент значим по отдельности.</w:t>
-      </w:r>
-    </w:p>
-    <w:p>
+        <w:keepLines/>
+      </w:pPr>
+      <w:r>
+        <w:t>Цены конкурентов значимы совместно: F(3, 51) = 11,24, p &lt; 0,001. Модель в целом значима: F(6, 51) = 23,98, p &lt; 0,001. Совместная значимость не означает, что каждый конкурент значим отдельно.</w:t>
+      </w:r>
+    </w:p>
+    <w:p>
+      <w:pPr>
+        <w:keepNext/>
+      </w:pPr>
       <w:r>
         <w:t>Вывод и ограничения</w:t>
       </w:r>
     </w:p>
     <w:p>
-      <w:r>
-        <w:t>В трёх отдельных моделях все цены конкурентов положительно связаны с общей ценой; наибольший скорректированный R² у модели с comp_2. Сравнение выполнено на той же выборке и не доказывает точность прогноза на новых данных. Причинный вывод невозможен.</w:t>
+      <w:pPr>
+        <w:keepLines/>
+      </w:pPr>
+      <w:r>
+        <w:t>В отдельных моделях положительная связь выявлена для каждого конкурента; наибольший скорректированный R² у comp_2. В множественной модели comp_2 значим отдельно, все цены конкурентов — совместно. Сравнение не проверяет прогноз на новых данных; причинный вывод невозможен.</w:t>
       </w:r>
     </w:p>
     <w:tbl>
@@ -175,27 +213,27 @@
           </w:tcPr>
           <w:p>
             <w:r>
-              <w:t>0,543</w:t>
-            </w:r>
-          </w:p>
-        </w:tc>
-        <w:tc>
-          <w:tcPr>
-            <w:tcW w:type="dxa" w:w="1984"/>
-          </w:tcPr>
-          <w:p>
-            <w:r>
-              <w:t>7,94·10⁻¹³</w:t>
-            </w:r>
-          </w:p>
-        </w:tc>
-        <w:tc>
-          <w:tcPr>
-            <w:tcW w:type="dxa" w:w="1984"/>
-          </w:tcPr>
-          <w:p>
-            <w:r>
-              <w:t>[0,428; 0,658]</w:t>
+              <w:t>0,550</w:t>
+            </w:r>
+          </w:p>
+        </w:tc>
+        <w:tc>
+          <w:tcPr>
+            <w:tcW w:type="dxa" w:w="1984"/>
+          </w:tcPr>
+          <w:p>
+            <w:r>
+              <w:t>&lt;0,001</w:t>
+            </w:r>
+          </w:p>
+        </w:tc>
+        <w:tc>
+          <w:tcPr>
+            <w:tcW w:type="dxa" w:w="1984"/>
+          </w:tcPr>
+          <w:p>
+            <w:r>
+              <w:t>[0,430; 0,671]</w:t>
             </w:r>
           </w:p>
         </w:tc>
@@ -227,27 +265,27 @@
           </w:tcPr>
           <w:p>
             <w:r>
-              <w:t>0,035</w:t>
-            </w:r>
-          </w:p>
-        </w:tc>
-        <w:tc>
-          <w:tcPr>
-            <w:tcW w:type="dxa" w:w="1984"/>
-          </w:tcPr>
-          <w:p>
-            <w:r>
-              <w:t>0,802</w:t>
-            </w:r>
-          </w:p>
-        </w:tc>
-        <w:tc>
-          <w:tcPr>
-            <w:tcW w:type="dxa" w:w="1984"/>
-          </w:tcPr>
-          <w:p>
-            <w:r>
-              <w:t>[−0,245; 0,315]</w:t>
+              <w:t>0,024</w:t>
+            </w:r>
+          </w:p>
+        </w:tc>
+        <w:tc>
+          <w:tcPr>
+            <w:tcW w:type="dxa" w:w="1984"/>
+          </w:tcPr>
+          <w:p>
+            <w:r>
+              <w:t>0,856</w:t>
+            </w:r>
+          </w:p>
+        </w:tc>
+        <w:tc>
+          <w:tcPr>
+            <w:tcW w:type="dxa" w:w="1984"/>
+          </w:tcPr>
+          <w:p>
+            <w:r>
+              <w:t>[−0,244; 0,293]</w:t>
             </w:r>
           </w:p>
         </w:tc>
@@ -279,27 +317,27 @@
           </w:tcPr>
           <w:p>
             <w:r>
-              <w:t>0,532</w:t>
-            </w:r>
-          </w:p>
-        </w:tc>
-        <w:tc>
-          <w:tcPr>
-            <w:tcW w:type="dxa" w:w="1984"/>
-          </w:tcPr>
-          <w:p>
-            <w:r>
-              <w:t>0,011</w:t>
-            </w:r>
-          </w:p>
-        </w:tc>
-        <w:tc>
-          <w:tcPr>
-            <w:tcW w:type="dxa" w:w="1984"/>
-          </w:tcPr>
-          <w:p>
-            <w:r>
-              <w:t>[0,125; 0,939]</w:t>
+              <w:t>0,594</w:t>
+            </w:r>
+          </w:p>
+        </w:tc>
+        <w:tc>
+          <w:tcPr>
+            <w:tcW w:type="dxa" w:w="1984"/>
+          </w:tcPr>
+          <w:p>
+            <w:r>
+              <w:t>0,0027</w:t>
+            </w:r>
+          </w:p>
+        </w:tc>
+        <w:tc>
+          <w:tcPr>
+            <w:tcW w:type="dxa" w:w="1984"/>
+          </w:tcPr>
+          <w:p>
+            <w:r>
+              <w:t>[0,216; 0,971]</w:t>
             </w:r>
           </w:p>
         </w:tc>
@@ -331,27 +369,27 @@
           </w:tcPr>
           <w:p>
             <w:r>
-              <w:t>0,228</w:t>
-            </w:r>
-          </w:p>
-        </w:tc>
-        <w:tc>
-          <w:tcPr>
-            <w:tcW w:type="dxa" w:w="1984"/>
-          </w:tcPr>
-          <w:p>
-            <w:r>
-              <w:t>0,253</w:t>
-            </w:r>
-          </w:p>
-        </w:tc>
-        <w:tc>
-          <w:tcPr>
-            <w:tcW w:type="dxa" w:w="1984"/>
-          </w:tcPr>
-          <w:p>
-            <w:r>
-              <w:t>[−0,168; 0,624]</w:t>
+              <w:t>0,224</w:t>
+            </w:r>
+          </w:p>
+        </w:tc>
+        <w:tc>
+          <w:tcPr>
+            <w:tcW w:type="dxa" w:w="1984"/>
+          </w:tcPr>
+          <w:p>
+            <w:r>
+              <w:t>0,274</w:t>
+            </w:r>
+          </w:p>
+        </w:tc>
+        <w:tc>
+          <w:tcPr>
+            <w:tcW w:type="dxa" w:w="1984"/>
+          </w:tcPr>
+          <w:p>
+            <w:r>
+              <w:t>[−0,183; 0,630]</w:t>
             </w:r>
           </w:p>
         </w:tc>
@@ -383,27 +421,27 @@
           </w:tcPr>
           <w:p>
             <w:r>
-              <w:t>0,135</w:t>
-            </w:r>
-          </w:p>
-        </w:tc>
-        <w:tc>
-          <w:tcPr>
-            <w:tcW w:type="dxa" w:w="1984"/>
-          </w:tcPr>
-          <w:p>
-            <w:r>
-              <w:t>0,037</w:t>
-            </w:r>
-          </w:p>
-        </w:tc>
-        <w:tc>
-          <w:tcPr>
-            <w:tcW w:type="dxa" w:w="1984"/>
-          </w:tcPr>
-          <w:p>
-            <w:r>
-              <w:t>[0,008; 0,262]</w:t>
+              <w:t>0,152</w:t>
+            </w:r>
+          </w:p>
+        </w:tc>
+        <w:tc>
+          <w:tcPr>
+            <w:tcW w:type="dxa" w:w="1984"/>
+          </w:tcPr>
+          <w:p>
+            <w:r>
+              <w:t>0,0124</w:t>
+            </w:r>
+          </w:p>
+        </w:tc>
+        <w:tc>
+          <w:tcPr>
+            <w:tcW w:type="dxa" w:w="1984"/>
+          </w:tcPr>
+          <w:p>
+            <w:r>
+              <w:t>[0,034; 0,270]</w:t>
             </w:r>
           </w:p>
         </w:tc>
@@ -414,6 +452,58 @@
           <w:p>
             <w:r>
               <w:t>значим</w:t>
+            </w:r>
+          </w:p>
+        </w:tc>
+      </w:tr>
+      <w:tr>
+        <w:tc>
+          <w:tcPr>
+            <w:tcW w:type="dxa" w:w="1984"/>
+          </w:tcPr>
+          <w:p>
+            <w:r>
+              <w:t>Число фотографий</w:t>
+            </w:r>
+          </w:p>
+        </w:tc>
+        <w:tc>
+          <w:tcPr>
+            <w:tcW w:type="dxa" w:w="1984"/>
+          </w:tcPr>
+          <w:p>
+            <w:r>
+              <w:t>0,100</w:t>
+            </w:r>
+          </w:p>
+        </w:tc>
+        <w:tc>
+          <w:tcPr>
+            <w:tcW w:type="dxa" w:w="1984"/>
+          </w:tcPr>
+          <w:p>
+            <w:r>
+              <w:t>0,154</w:t>
+            </w:r>
+          </w:p>
+        </w:tc>
+        <w:tc>
+          <w:tcPr>
+            <w:tcW w:type="dxa" w:w="1984"/>
+          </w:tcPr>
+          <w:p>
+            <w:r>
+              <w:t>[−0,039; 0,240]</w:t>
+            </w:r>
+          </w:p>
+        </w:tc>
+        <w:tc>
+          <w:tcPr>
+            <w:tcW w:type="dxa" w:w="1984"/>
+          </w:tcPr>
+          <w:p>
+            <w:r>
+              <w:t>не подтверждён</w:t>
             </w:r>
           </w:p>
         </w:tc>
